--- a/data/ai_paras/AI_para_154.docx
+++ b/data/ai_paras/AI_para_154.docx
@@ -4,7 +4,7 @@
   <w:body>
     <w:p>
       <w:r>
-        <w:t>Confronted with the weight of his discovery, Alex ultimately decides to release the information from the archive, catalyzing a societal reevaluation of the role of technology in their lives. This act of defiance not only shifts the public discourse but also instills a newfound sense of agency within Alex, as he recognizes the power of individual action in shaping the future. The once overwhelming presence of technology now becomes a subject of critical examination, fostering a dialogue on the ethical responsibilities that accompany technological progress. Through this transformative journey, Alex's perspective evolves from passive acceptance to active engagement, demonstrating a maturation in his beliefs and understanding of the world. As society begins to recalibrate its relationship with technology, Alex stands ready to navigate a future defined by both caution and hope, embodying a generation poised to forge a balanced path forward.</w:t>
+        <w:t>The futuristic world Alex inhabits is a spectacle of advanced technology and interstellar exploration, where flying cars are as common as bicycles once were, and space colonization is a burgeoning reality. The skyline is punctuated with soaring structures designed to accommodate aerial vehicles, reflecting the society's embrace of vertical expansion. Amidst this technological marvel, Alex finds himself captivated by the boundless possibilities that space colonies offer, nurturing a belief in humanity's potential beyond Earth. However, the pervasive influence of technology also shapes his choices, as he navigates a society where artificial intelligence dictates educational paths and career trajectories. This environment fosters in Alex a sense of ambivalence, where the allure of innovation is tempered by a growing awareness of its implications, echoing broader societal narratives about the interaction between humans and technology (Ref-s818626).</w:t>
       </w:r>
     </w:p>
     <w:sectPr>
